--- a/public/modelo_cumprimento.docx
+++ b/public/modelo_cumprimento.docx
@@ -130,7 +130,7 @@
           <w:sz w:val="24"/>
           <w:szCs w:val="24"/>
         </w:rPr>
-        <w:t xml:space="preserve">Conforme sentença/acórdão, a parte Executada foi condenada a indenizar a parte Exequente em danos morais, no valor de ((MORAL_ORIG)).</w:t>
+        <w:t xml:space="preserve">((FRASE_MORAL))</w:t>
       </w:r>
     </w:p>
     <w:p>
@@ -149,7 +149,7 @@
           <w:sz w:val="24"/>
           <w:szCs w:val="24"/>
         </w:rPr>
-        <w:t xml:space="preserve">Já no que diz respeito aos danos materiais, fora determinada a devolução em dobro dos descontos realizados pela Exequente.</w:t>
+        <w:t xml:space="preserve">((FRASE_MATERIAL))</w:t>
       </w:r>
     </w:p>
     <w:p>
@@ -168,7 +168,7 @@
           <w:sz w:val="24"/>
           <w:szCs w:val="24"/>
         </w:rPr>
-        <w:t xml:space="preserve">Os honorários advocatícios foram arbitrados ao percentual de ((HON_PCT)) sobre o valor da condenação.</w:t>
+        <w:t xml:space="preserve">((FRASE_HONORARIOS))</w:t>
       </w:r>
     </w:p>
     <w:p>
